--- a/docs/docx/surveillance_falc.docx
+++ b/docs/docx/surveillance_falc.docx
@@ -12,107 +12,118 @@
     </w:p>
     <w:p>
       <w:r>
-        <w:t>Voici le texte simplifié :</w:t>
+        <w:t>Bonjour, voici les conseils pour contrôler votre sucre dans le sang.</w:t>
       </w:r>
     </w:p>
     <w:p/>
     <w:p>
       <w:r>
-        <w:t>Vous devez commencer par vous laver les mains à l'eau tiède et au savon.</w:t>
+        <w:t>Lavez-vous les mains à l'eau tiède et au savon.</w:t>
       </w:r>
     </w:p>
     <w:p>
       <w:r>
-        <w:t>Vous devez bien vous sécher les mains ensuite.</w:t>
+        <w:t>Séchez-les bien après.</w:t>
       </w:r>
     </w:p>
     <w:p>
       <w:r>
-        <w:t>Il est important de ne pas utiliser d'alcool ni de crème sur vos mains.</w:t>
+        <w:t>N'utilisez pas d'alcool ni de crème pour les sécher.</w:t>
       </w:r>
     </w:p>
     <w:p/>
     <w:p>
       <w:r>
-        <w:t>Lorsque vous allez prendre un échantillon de sang, vous devez masser le doigt que vous allez piquer.</w:t>
+        <w:t>Préparez votre doigt pour le contrôle.</w:t>
       </w:r>
     </w:p>
     <w:p>
       <w:r>
-        <w:t>Vous ne piquez pas le pouce et l'index, car ce ne sont pas les endroits appropriés pour prendre un échantillon de sang.</w:t>
+        <w:t>N'utilisez pas votre pouce ou votre index pour ce contrôle.</w:t>
       </w:r>
     </w:p>
     <w:p>
       <w:r>
-        <w:t>Vous ne piquez pas non plus sur la pulpe du doigt, mais sur le côté du doigt.</w:t>
+        <w:t>N'utilisez pas non plus la pulpe de votre doigt.</w:t>
       </w:r>
     </w:p>
     <w:p>
       <w:r>
-        <w:t>Il est important de tourner autour du doigt pour trouver le meilleur endroit pour prendre l'échantillon de sang.</w:t>
+        <w:t>Piquez le côté de votre doigt.</w:t>
+      </w:r>
+    </w:p>
+    <w:p>
+      <w:r>
+        <w:t>Tournez autour de votre doigt pour trouver le bon endroit.</w:t>
       </w:r>
     </w:p>
     <w:p/>
     <w:p>
       <w:r>
-        <w:t>Attention : vous devez changer la lancette à chaque fois que vous prenez un échantillon de sang, car elle ne doit être utilisée qu'une seule fois.</w:t>
+        <w:t>Attention : utilisez une nouvelle lancette à chaque contrôle.</w:t>
+      </w:r>
+    </w:p>
+    <w:p>
+      <w:r>
+        <w:t>Une lancette ne doit être utilisée qu'une seule fois.</w:t>
       </w:r>
     </w:p>
     <w:p/>
     <w:p>
       <w:r>
-        <w:t>Vous devez prendre six échantillons de sang par jour, à des moments spécifiques.</w:t>
+        <w:t>Vous devez faire 6 contrôles par jour.</w:t>
       </w:r>
     </w:p>
     <w:p>
       <w:r>
-        <w:t>Le matin, vous prenez un échantillon de sang à jeun, c'est-à-dire avant de manger ou de boire quoi que ce soit.</w:t>
+        <w:t>Faites un contrôle le matin à jeun.</w:t>
       </w:r>
     </w:p>
     <w:p>
       <w:r>
-        <w:t>Deux heures après le début de votre petit déjeuner, vous prenez un autre échantillon de sang.</w:t>
+        <w:t>Faites un contrôle 2 heures après le début de votre petit déjeuner.</w:t>
       </w:r>
     </w:p>
     <w:p>
       <w:r>
-        <w:t>Avant le repas de midi, vous prenez un autre échantillon de sang.</w:t>
+        <w:t>Faites un contrôle avant le repas de midi.</w:t>
       </w:r>
     </w:p>
     <w:p>
       <w:r>
-        <w:t>Deux heures après le début du repas de midi, vous prenez un autre échantillon de sang.</w:t>
+        <w:t>Faites un contrôle 2 heures après le début de votre repas de midi.</w:t>
       </w:r>
     </w:p>
     <w:p>
       <w:r>
-        <w:t>Avant le repas du soir, vous prenez un autre échantillon de sang.</w:t>
+        <w:t>Faites un contrôle avant le repas du soir.</w:t>
       </w:r>
     </w:p>
     <w:p>
       <w:r>
-        <w:t>Deux heures après le début du repas du soir, vous prenez un dernier échantillon de sang.</w:t>
+        <w:t>Faites un contrôle 2 heures après le début de votre repas du soir.</w:t>
       </w:r>
     </w:p>
     <w:p/>
     <w:p>
       <w:r>
-        <w:t>Il est important de regarder les résultats de vos échantillons de sang.</w:t>
+        <w:t>Voici comment interpréter vos résultats.</w:t>
       </w:r>
     </w:p>
     <w:p>
       <w:r>
-        <w:t>Avant les repas, votre taux de glucose dans le sang ne doit pas dépasser 0,95 g/L.</w:t>
+        <w:t>Avant les repas, votre sucre dans le sang ne doit pas dépasser 0,95 g/L.</w:t>
       </w:r>
     </w:p>
     <w:p>
       <w:r>
-        <w:t>Deux heures après les repas, votre taux de glucose dans le sang ne doit pas dépasser 1,20 g/L.</w:t>
+        <w:t>2 heures après les repas, votre sucre dans le sang ne doit pas dépasser 120.</w:t>
       </w:r>
     </w:p>
+    <w:p/>
     <w:p>
       <w:r>
-        <w:t>Page 1 sur 2</w:t>
+        <w:t>Page 1 sur 1</w:t>
       </w:r>
     </w:p>
     <w:p>

--- a/docs/docx/surveillance_falc.docx
+++ b/docs/docx/surveillance_falc.docx
@@ -12,118 +12,130 @@
     </w:p>
     <w:p>
       <w:r>
-        <w:t>Bonjour, voici les conseils pour contrôler votre sucre dans le sang.</w:t>
+        <w:t>Avant de commencer :</w:t>
+      </w:r>
+    </w:p>
+    <w:p>
+      <w:r>
+        <w:t>Se laver les mains à l'eau tiède et au savon.</w:t>
+      </w:r>
+    </w:p>
+    <w:p>
+      <w:r>
+        <w:t>Bien se sécher les mains.</w:t>
+      </w:r>
+    </w:p>
+    <w:p>
+      <w:r>
+        <w:t>Attention :  ne pas utiliser d'alcool ni de crème sur vos mains.</w:t>
       </w:r>
     </w:p>
     <w:p/>
     <w:p>
       <w:r>
-        <w:t>Lavez-vous les mains à l'eau tiède et au savon.</w:t>
+        <w:t>Comment piquer le doigt ?</w:t>
       </w:r>
     </w:p>
     <w:p>
       <w:r>
-        <w:t>Séchez-les bien après.</w:t>
+        <w:t>Lorsque vous allez prendre un échantillon de sang, vous devez masser le doigt que vous allez piquer.</w:t>
       </w:r>
     </w:p>
     <w:p>
       <w:r>
-        <w:t>N'utilisez pas d'alcool ni de crème pour les sécher.</w:t>
+        <w:t>Où piquer ?</w:t>
+      </w:r>
+    </w:p>
+    <w:p>
+      <w:r>
+        <w:t>Ne piquez pas le pouce et</w:t>
+      </w:r>
+    </w:p>
+    <w:p>
+      <w:r>
+        <w:t>Ne piquez pas l'index</w:t>
+      </w:r>
+    </w:p>
+    <w:p>
+      <w:r>
+        <w:t>Ne piquez pas le bout du doigt ni sur le milieu du doigt</w:t>
+      </w:r>
+    </w:p>
+    <w:p>
+      <w:r>
+        <w:t>Piquez sur le côté du doigt.</w:t>
+      </w:r>
+    </w:p>
+    <w:p>
+      <w:r>
+        <w:t>Il faut changer de doigt et d’endroit à chaque fois.</w:t>
+      </w:r>
+    </w:p>
+    <w:p>
+      <w:r>
+        <w:t>Attention : utilisez une nouvelle aiguille à chaque fois que vous prenez un échantillon de sang. L’aiguille ne doit être utilisée qu'une seule fois.</w:t>
       </w:r>
     </w:p>
     <w:p/>
     <w:p>
       <w:r>
-        <w:t>Préparez votre doigt pour le contrôle.</w:t>
+        <w:t>Quand faire le test ?</w:t>
       </w:r>
     </w:p>
     <w:p>
       <w:r>
-        <w:t>N'utilisez pas votre pouce ou votre index pour ce contrôle.</w:t>
+        <w:t>Vous devez faire 6 tests par jours :</w:t>
       </w:r>
     </w:p>
     <w:p>
       <w:r>
-        <w:t>N'utilisez pas non plus la pulpe de votre doigt.</w:t>
+        <w:t>Le matin : dès le réveil, avant de manger ou boire.</w:t>
       </w:r>
     </w:p>
     <w:p>
       <w:r>
-        <w:t>Piquez le côté de votre doigt.</w:t>
+        <w:t>Après le petit-déjeuner : 2 heures après le début du repas.</w:t>
       </w:r>
     </w:p>
     <w:p>
       <w:r>
-        <w:t>Tournez autour de votre doigt pour trouver le bon endroit.</w:t>
+        <w:t>Avant le repas de midi.</w:t>
+      </w:r>
+    </w:p>
+    <w:p>
+      <w:r>
+        <w:t>Après le repas de midi : 2 heures après le début du repas.</w:t>
+      </w:r>
+    </w:p>
+    <w:p>
+      <w:r>
+        <w:t>Avant le repas du soir.</w:t>
+      </w:r>
+    </w:p>
+    <w:p>
+      <w:r>
+        <w:t>Après le repas du soir : 2 heures après le début du repas.</w:t>
       </w:r>
     </w:p>
     <w:p/>
     <w:p>
       <w:r>
-        <w:t>Attention : utilisez une nouvelle lancette à chaque contrôle.</w:t>
+        <w:t>Résultats</w:t>
       </w:r>
     </w:p>
     <w:p>
       <w:r>
-        <w:t>Une lancette ne doit être utilisée qu'une seule fois.</w:t>
-      </w:r>
-    </w:p>
-    <w:p/>
-    <w:p>
-      <w:r>
-        <w:t>Vous devez faire 6 contrôles par jour.</w:t>
+        <w:t>Il est important de noter les résultats.</w:t>
       </w:r>
     </w:p>
     <w:p>
       <w:r>
-        <w:t>Faites un contrôle le matin à jeun.</w:t>
+        <w:t>Avant les repas, le chiffre doit être plus petit que 0,95 g/L.</w:t>
       </w:r>
     </w:p>
     <w:p>
       <w:r>
-        <w:t>Faites un contrôle 2 heures après le début de votre petit déjeuner.</w:t>
-      </w:r>
-    </w:p>
-    <w:p>
-      <w:r>
-        <w:t>Faites un contrôle avant le repas de midi.</w:t>
-      </w:r>
-    </w:p>
-    <w:p>
-      <w:r>
-        <w:t>Faites un contrôle 2 heures après le début de votre repas de midi.</w:t>
-      </w:r>
-    </w:p>
-    <w:p>
-      <w:r>
-        <w:t>Faites un contrôle avant le repas du soir.</w:t>
-      </w:r>
-    </w:p>
-    <w:p>
-      <w:r>
-        <w:t>Faites un contrôle 2 heures après le début de votre repas du soir.</w:t>
-      </w:r>
-    </w:p>
-    <w:p/>
-    <w:p>
-      <w:r>
-        <w:t>Voici comment interpréter vos résultats.</w:t>
-      </w:r>
-    </w:p>
-    <w:p>
-      <w:r>
-        <w:t>Avant les repas, votre sucre dans le sang ne doit pas dépasser 0,95 g/L.</w:t>
-      </w:r>
-    </w:p>
-    <w:p>
-      <w:r>
-        <w:t>2 heures après les repas, votre sucre dans le sang ne doit pas dépasser 120.</w:t>
-      </w:r>
-    </w:p>
-    <w:p/>
-    <w:p>
-      <w:r>
-        <w:t>Page 1 sur 1</w:t>
+        <w:t>Deux heures après les repas, le chiffre doit être plus petit que 1,20 g/L.</w:t>
       </w:r>
     </w:p>
     <w:p>
@@ -144,7 +156,7 @@
               <a:graphicData uri="http://schemas.openxmlformats.org/drawingml/2006/picture">
                 <pic:pic>
                   <pic:nvPicPr>
-                    <pic:cNvPr id="0" name="surveillance_falc_microsoft.png"/>
+                    <pic:cNvPr id="0" name="surveillance_falc.png"/>
                     <pic:cNvPicPr/>
                   </pic:nvPicPr>
                   <pic:blipFill>
@@ -169,7 +181,7 @@
     </w:p>
     <w:p>
       <w:r>
-        <w:t>Lien lecteur audio: https://daryazdr.github.io/Gestion-de-projet-M1-IDL-UGA/player/surveillance_falc_microsoft.html</w:t>
+        <w:t>Lien lecteur audio: https://daryazdr.github.io/Gestion-de-projet-M1-IDL-UGA/player/surveillance_falc.html</w:t>
       </w:r>
     </w:p>
     <w:p>
